--- a/TS-Padam/TS-6.5/TS 6.5 Malayalam Pada Paatam Corrections.docx
+++ b/TS-Padam/TS-6.5/TS 6.5 Malayalam Pada Paatam Corrections.docx
@@ -110,10 +110,9 @@
           <w:bCs/>
           <w:sz w:val="32"/>
           <w:szCs w:val="32"/>
-          <w:highlight w:val="red"/>
           <w:u w:val="single"/>
         </w:rPr>
-        <w:t>?????</w:t>
+        <w:t>30th April 2026</w:t>
       </w:r>
     </w:p>
     <w:p>
@@ -620,6 +619,16 @@
           <w:u w:val="single"/>
         </w:rPr>
       </w:pPr>
+      <w:r>
+        <w:rPr>
+          <w:b/>
+          <w:bCs/>
+          <w:sz w:val="32"/>
+          <w:szCs w:val="32"/>
+          <w:u w:val="single"/>
+        </w:rPr>
+        <w:t>============</w:t>
+      </w:r>
     </w:p>
     <w:p>
       <w:pPr>
@@ -4132,54 +4141,6 @@
         </w:rPr>
         <w:t>================</w:t>
       </w:r>
-    </w:p>
-    <w:p>
-      <w:pPr>
-        <w:jc w:val="center"/>
-        <w:rPr>
-          <w:b/>
-          <w:bCs/>
-          <w:sz w:val="32"/>
-          <w:szCs w:val="32"/>
-          <w:u w:val="single"/>
-        </w:rPr>
-      </w:pPr>
-    </w:p>
-    <w:p>
-      <w:pPr>
-        <w:jc w:val="center"/>
-        <w:rPr>
-          <w:b/>
-          <w:bCs/>
-          <w:sz w:val="32"/>
-          <w:szCs w:val="32"/>
-          <w:u w:val="single"/>
-        </w:rPr>
-      </w:pPr>
-    </w:p>
-    <w:p>
-      <w:pPr>
-        <w:jc w:val="center"/>
-        <w:rPr>
-          <w:b/>
-          <w:bCs/>
-          <w:sz w:val="32"/>
-          <w:szCs w:val="32"/>
-          <w:u w:val="single"/>
-        </w:rPr>
-      </w:pPr>
-    </w:p>
-    <w:p>
-      <w:pPr>
-        <w:jc w:val="center"/>
-        <w:rPr>
-          <w:b/>
-          <w:bCs/>
-          <w:sz w:val="32"/>
-          <w:szCs w:val="32"/>
-          <w:u w:val="single"/>
-        </w:rPr>
-      </w:pPr>
     </w:p>
     <w:p>
       <w:pPr>
@@ -4737,7 +4698,6 @@
                 <w:sz w:val="28"/>
                 <w:szCs w:val="28"/>
               </w:rPr>
-              <w:lastRenderedPageBreak/>
               <w:t>TS 6.5.11.1</w:t>
             </w:r>
             <w:r>
@@ -5435,100 +5395,7 @@
           <w:szCs w:val="32"/>
           <w:u w:val="single"/>
         </w:rPr>
-        <w:t>=====================</w:t>
-      </w:r>
-    </w:p>
-    <w:p>
-      <w:pPr>
-        <w:jc w:val="center"/>
-        <w:rPr>
-          <w:b/>
-          <w:bCs/>
-          <w:sz w:val="32"/>
-          <w:szCs w:val="32"/>
-          <w:u w:val="single"/>
-        </w:rPr>
-      </w:pPr>
-    </w:p>
-    <w:p>
-      <w:pPr>
-        <w:jc w:val="center"/>
-        <w:rPr>
-          <w:b/>
-          <w:bCs/>
-          <w:sz w:val="32"/>
-          <w:szCs w:val="32"/>
-          <w:u w:val="single"/>
-        </w:rPr>
-      </w:pPr>
-    </w:p>
-    <w:p>
-      <w:pPr>
-        <w:jc w:val="center"/>
-        <w:rPr>
-          <w:b/>
-          <w:bCs/>
-          <w:sz w:val="32"/>
-          <w:szCs w:val="32"/>
-          <w:u w:val="single"/>
-        </w:rPr>
-      </w:pPr>
-    </w:p>
-    <w:p>
-      <w:pPr>
-        <w:jc w:val="center"/>
-        <w:rPr>
-          <w:b/>
-          <w:bCs/>
-          <w:sz w:val="32"/>
-          <w:szCs w:val="32"/>
-          <w:u w:val="single"/>
-        </w:rPr>
-      </w:pPr>
-    </w:p>
-    <w:p>
-      <w:pPr>
-        <w:jc w:val="center"/>
-        <w:rPr>
-          <w:b/>
-          <w:bCs/>
-          <w:sz w:val="32"/>
-          <w:szCs w:val="32"/>
-          <w:u w:val="single"/>
-        </w:rPr>
-      </w:pPr>
-    </w:p>
-    <w:p>
-      <w:pPr>
-        <w:jc w:val="center"/>
-        <w:rPr>
-          <w:b/>
-          <w:bCs/>
-          <w:sz w:val="32"/>
-          <w:szCs w:val="32"/>
-          <w:u w:val="single"/>
-        </w:rPr>
-      </w:pPr>
-    </w:p>
-    <w:p>
-      <w:pPr>
-        <w:jc w:val="center"/>
-        <w:rPr>
-          <w:b/>
-          <w:bCs/>
-          <w:sz w:val="32"/>
-          <w:szCs w:val="32"/>
-          <w:u w:val="single"/>
-        </w:rPr>
-      </w:pPr>
-      <w:r>
-        <w:rPr>
-          <w:b/>
-          <w:bCs/>
-          <w:sz w:val="32"/>
-          <w:szCs w:val="32"/>
-          <w:u w:val="single"/>
-        </w:rPr>
+        <w:lastRenderedPageBreak/>
         <w:t>TS Pada Paatam – TS 6.5</w:t>
       </w:r>
       <w:r>
@@ -5788,7 +5655,6 @@
                 <w:szCs w:val="28"/>
                 <w:lang w:bidi="ta-IN"/>
               </w:rPr>
-              <w:lastRenderedPageBreak/>
               <w:t>6.5.1.1 – Vaakyam</w:t>
             </w:r>
           </w:p>
@@ -7162,6 +7028,7 @@
               </w:rPr>
               <w:t xml:space="preserve"> </w:t>
             </w:r>
+            <w:proofErr w:type="gramStart"/>
             <w:r>
               <w:rPr>
                 <w:rFonts w:ascii="BRH Malayalam Extra" w:eastAsia="Times New Roman" w:hAnsi="BRH Malayalam Extra" w:cs="BRH Malayalam Extra"/>
@@ -7170,7 +7037,18 @@
                 <w:szCs w:val="40"/>
                 <w:lang w:val="en-IN" w:eastAsia="en-IN" w:bidi="ml-IN"/>
               </w:rPr>
-              <w:t xml:space="preserve">-[ ] </w:t>
+              <w:t>-[</w:t>
+            </w:r>
+            <w:proofErr w:type="gramEnd"/>
+            <w:r>
+              <w:rPr>
+                <w:rFonts w:ascii="BRH Malayalam Extra" w:eastAsia="Times New Roman" w:hAnsi="BRH Malayalam Extra" w:cs="BRH Malayalam Extra"/>
+                <w:color w:val="000000"/>
+                <w:sz w:val="40"/>
+                <w:szCs w:val="40"/>
+                <w:lang w:val="en-IN" w:eastAsia="en-IN" w:bidi="ml-IN"/>
+              </w:rPr>
+              <w:t xml:space="preserve"> ] </w:t>
             </w:r>
             <w:r>
               <w:rPr>
@@ -7273,6 +7151,7 @@
               </w:rPr>
               <w:t xml:space="preserve"> </w:t>
             </w:r>
+            <w:proofErr w:type="gramStart"/>
             <w:r>
               <w:rPr>
                 <w:rFonts w:ascii="BRH Malayalam Extra" w:eastAsia="Times New Roman" w:hAnsi="BRH Malayalam Extra" w:cs="BRH Malayalam Extra"/>
@@ -7281,7 +7160,18 @@
                 <w:szCs w:val="40"/>
                 <w:lang w:val="en-IN" w:eastAsia="en-IN" w:bidi="ml-IN"/>
               </w:rPr>
-              <w:t xml:space="preserve">-[ ] </w:t>
+              <w:t>-[</w:t>
+            </w:r>
+            <w:proofErr w:type="gramEnd"/>
+            <w:r>
+              <w:rPr>
+                <w:rFonts w:ascii="BRH Malayalam Extra" w:eastAsia="Times New Roman" w:hAnsi="BRH Malayalam Extra" w:cs="BRH Malayalam Extra"/>
+                <w:color w:val="000000"/>
+                <w:sz w:val="40"/>
+                <w:szCs w:val="40"/>
+                <w:lang w:val="en-IN" w:eastAsia="en-IN" w:bidi="ml-IN"/>
+              </w:rPr>
+              <w:t xml:space="preserve"> ] </w:t>
             </w:r>
             <w:r>
               <w:rPr>
@@ -7337,6 +7227,7 @@
                 <w:szCs w:val="28"/>
                 <w:lang w:bidi="ta-IN"/>
               </w:rPr>
+              <w:lastRenderedPageBreak/>
               <w:t>6.5.6.1 – Padam</w:t>
             </w:r>
           </w:p>
@@ -7535,7 +7426,6 @@
                 <w:szCs w:val="28"/>
                 <w:lang w:bidi="ta-IN"/>
               </w:rPr>
-              <w:lastRenderedPageBreak/>
               <w:t>6.5.6.1 – Padam</w:t>
             </w:r>
           </w:p>
@@ -8908,6 +8798,7 @@
                 <w:szCs w:val="28"/>
                 <w:lang w:bidi="ta-IN"/>
               </w:rPr>
+              <w:lastRenderedPageBreak/>
               <w:t>6.5.7.3 – Padam</w:t>
             </w:r>
           </w:p>
@@ -9080,7 +8971,27 @@
                 <w:szCs w:val="40"/>
                 <w:lang w:val="en-IN" w:eastAsia="en-IN"/>
               </w:rPr>
-              <w:t xml:space="preserve"> ( ) | G</w:t>
+              <w:t xml:space="preserve"> </w:t>
+            </w:r>
+            <w:proofErr w:type="gramStart"/>
+            <w:r>
+              <w:rPr>
+                <w:rFonts w:ascii="BRH Malayalam Extra" w:eastAsia="Times New Roman" w:hAnsi="BRH Malayalam Extra" w:cs="BRH Malayalam Extra"/>
+                <w:sz w:val="40"/>
+                <w:szCs w:val="40"/>
+                <w:lang w:val="en-IN" w:eastAsia="en-IN"/>
+              </w:rPr>
+              <w:t>( )</w:t>
+            </w:r>
+            <w:proofErr w:type="gramEnd"/>
+            <w:r>
+              <w:rPr>
+                <w:rFonts w:ascii="BRH Malayalam Extra" w:eastAsia="Times New Roman" w:hAnsi="BRH Malayalam Extra" w:cs="BRH Malayalam Extra"/>
+                <w:sz w:val="40"/>
+                <w:szCs w:val="40"/>
+                <w:lang w:val="en-IN" w:eastAsia="en-IN"/>
+              </w:rPr>
+              <w:t xml:space="preserve"> | G</w:t>
             </w:r>
             <w:r>
               <w:rPr>
@@ -9255,7 +9166,27 @@
                 <w:szCs w:val="40"/>
                 <w:lang w:val="en-IN" w:eastAsia="en-IN"/>
               </w:rPr>
-              <w:t xml:space="preserve"> ( ) | G</w:t>
+              <w:t xml:space="preserve"> </w:t>
+            </w:r>
+            <w:proofErr w:type="gramStart"/>
+            <w:r>
+              <w:rPr>
+                <w:rFonts w:ascii="BRH Malayalam Extra" w:eastAsia="Times New Roman" w:hAnsi="BRH Malayalam Extra" w:cs="BRH Malayalam Extra"/>
+                <w:sz w:val="40"/>
+                <w:szCs w:val="40"/>
+                <w:lang w:val="en-IN" w:eastAsia="en-IN"/>
+              </w:rPr>
+              <w:t>( )</w:t>
+            </w:r>
+            <w:proofErr w:type="gramEnd"/>
+            <w:r>
+              <w:rPr>
+                <w:rFonts w:ascii="BRH Malayalam Extra" w:eastAsia="Times New Roman" w:hAnsi="BRH Malayalam Extra" w:cs="BRH Malayalam Extra"/>
+                <w:sz w:val="40"/>
+                <w:szCs w:val="40"/>
+                <w:lang w:val="en-IN" w:eastAsia="en-IN"/>
+              </w:rPr>
+              <w:t xml:space="preserve"> | G</w:t>
             </w:r>
             <w:r>
               <w:rPr>
@@ -9309,7 +9240,6 @@
                 <w:szCs w:val="28"/>
                 <w:lang w:bidi="ta-IN"/>
               </w:rPr>
-              <w:lastRenderedPageBreak/>
               <w:t>6.5.8.1 – Padam</w:t>
             </w:r>
           </w:p>
@@ -10545,6 +10475,7 @@
           <w:szCs w:val="32"/>
           <w:u w:val="single"/>
         </w:rPr>
+        <w:lastRenderedPageBreak/>
         <w:t xml:space="preserve">TS Pada Paatam – TS 6.5 </w:t>
       </w:r>
       <w:r>
@@ -10617,6 +10548,7 @@
         </w:rPr>
         <w:t>31</w:t>
       </w:r>
+      <w:proofErr w:type="gramStart"/>
       <w:r>
         <w:rPr>
           <w:b/>
@@ -10648,6 +10580,7 @@
         </w:rPr>
         <w:t>January</w:t>
       </w:r>
+      <w:proofErr w:type="gramEnd"/>
       <w:r>
         <w:rPr>
           <w:b/>
@@ -10811,7 +10744,6 @@
                 <w:sz w:val="28"/>
                 <w:szCs w:val="28"/>
               </w:rPr>
-              <w:lastRenderedPageBreak/>
               <w:t>No corrections</w:t>
             </w:r>
           </w:p>
@@ -10931,6 +10863,7 @@
       <w:pBdr>
         <w:top w:val="single" w:sz="4" w:space="1" w:color="auto"/>
       </w:pBdr>
+      <w:jc w:val="right"/>
       <w:rPr>
         <w:b/>
         <w:bCs/>
@@ -11112,6 +11045,7 @@
       <w:pBdr>
         <w:top w:val="single" w:sz="4" w:space="1" w:color="auto"/>
       </w:pBdr>
+      <w:jc w:val="right"/>
       <w:rPr>
         <w:b/>
         <w:bCs/>
